--- a/fra/docx/019.content.docx
+++ b/fra/docx/019.content.docx
@@ -19,7 +19,7 @@
         <w:rPr>
           <w:lang w:val="fr_FR" w:bidi="fr_FR"/>
         </w:rPr>
-        <w:t>Resource: Termes clés (SRV)</w:t>
+        <w:t>Resource: Familiarization, Internalization, Articulation (Fia) Terms</w:t>
       </w:r>
       <w:r>
         <w:rPr>
@@ -39,37 +39,80 @@
           <w:b/>
           <w:lang w:val="fr_FR" w:bidi="fr_FR"/>
         </w:rPr>
-        <w:t>Familiarization, Internalization, Articulation (FIA) Key Terms</w:t>
-      </w:r>
-      <w:r>
-        <w:rPr>
-          <w:lang w:val="fr_FR" w:bidi="fr_FR"/>
-        </w:rPr>
-        <w:t xml:space="preserve"> © 2023 SRV Partners Released under CC BY-SA 4.0 license. </w:t>
-      </w:r>
-      <w:r>
-        <w:rPr>
-          <w:lang w:val="fr_FR" w:bidi="fr_FR"/>
-        </w:rPr>
-        <w:t>Familiarization, Internalization, Articulation (FIA) Key Terms</w:t>
-      </w:r>
-      <w:r>
-        <w:rPr>
-          <w:lang w:val="fr_FR" w:bidi="fr_FR"/>
-        </w:rPr>
-        <w:t xml:space="preserve"> has been adapted in the following languages Tok Pisin, عربي, Français, हिंदी, Bahasa Indonesia, Português, Русский, Español, Kiswahili, 简体中文 from </w:t>
-      </w:r>
-      <w:r>
-        <w:rPr>
-          <w:lang w:val="fr_FR" w:bidi="fr_FR"/>
-        </w:rPr>
-        <w:t>Familiarization, Internalization, Articulation (FIA)</w:t>
-      </w:r>
-      <w:r>
-        <w:rPr>
-          <w:lang w:val="fr_FR" w:bidi="fr_FR"/>
-        </w:rPr>
-        <w:t xml:space="preserve"> © 2023 SRV Partners. Released under CC BY-SA 4.0 license by Mission Mutual</w:t>
+        <w:t>Familiarization, Internalization, Articulation (Fia) Terms</w:t>
+      </w:r>
+      <w:r>
+        <w:rPr>
+          <w:lang w:val="fr_FR" w:bidi="fr_FR"/>
+        </w:rPr>
+        <w:t xml:space="preserve"> (French) is based on: </w:t>
+      </w:r>
+      <w:r>
+        <w:rPr>
+          <w:lang w:val="fr_FR" w:bidi="fr_FR"/>
+        </w:rPr>
+        <w:t>Familiarization, Internalization, Articulation (Fia) Terms</w:t>
+      </w:r>
+      <w:r>
+        <w:rPr>
+          <w:lang w:val="fr_FR" w:bidi="fr_FR"/>
+        </w:rPr>
+        <w:t xml:space="preserve">, </w:t>
+      </w:r>
+      <w:hyperlink r:id="rId13">
+        <w:r>
+          <w:rPr>
+            <w:lang w:val="fr_FR" w:bidi="fr_FR"/>
+          </w:rPr>
+          <w:rPr>
+            <w:color w:val="0000EE"/>
+            <w:u w:val="single"/>
+          </w:rPr>
+          <w:t>SRV Partners</w:t>
+        </w:r>
+      </w:hyperlink>
+      <w:r>
+        <w:rPr>
+          <w:lang w:val="fr_FR" w:bidi="fr_FR"/>
+        </w:rPr>
+        <w:t xml:space="preserve">, 2023, which is licensed under a </w:t>
+      </w:r>
+      <w:hyperlink r:id="rId14">
+        <w:r>
+          <w:rPr>
+            <w:lang w:val="fr_FR" w:bidi="fr_FR"/>
+          </w:rPr>
+          <w:rPr>
+            <w:color w:val="0000EE"/>
+            <w:u w:val="single"/>
+          </w:rPr>
+          <w:t>CC BY-SA 4.0 license</w:t>
+        </w:r>
+      </w:hyperlink>
+      <w:r>
+        <w:rPr>
+          <w:lang w:val="fr_FR" w:bidi="fr_FR"/>
+        </w:rPr>
+        <w:t>.</w:t>
+      </w:r>
+      <w:r>
+        <w:rPr>
+          <w:lang w:val="fr_FR" w:bidi="fr_FR"/>
+        </w:rPr>
+      </w:r>
+    </w:p>
+    <w:p>
+      <w:pPr/>
+      <w:r>
+        <w:rPr>
+          <w:lang w:val="fr_FR" w:bidi="fr_FR"/>
+        </w:rPr>
+      </w:r>
+      <w:r>
+        <w:rPr>
+          <w:lang w:val="fr_FR" w:bidi="fr_FR"/>
+        </w:rPr>
+        <w:t>This PDF version is provided under the same license.</w:t>
       </w:r>
       <w:r>
         <w:rPr>
@@ -90,7 +133,7 @@
         <w:rPr>
           <w:lang w:val="fr_FR" w:bidi="fr_FR"/>
         </w:rPr>
-        <w:t>Termes clés (SRV)</w:t>
+        <w:t>Familiarization, Internalization, Articulation (Fia) Terms</w:t>
       </w:r>
     </w:p>
     <w:p>
@@ -224,115 +267,7 @@
         </w:rPr>
         <w:t xml:space="preserve"> est une vie en présence de Dieu, une vie qui ne finira jamais. C'est le don que Dieu donne à ses enfants s'ils </w:t>
       </w:r>
-      <w:r>
-        <w:rPr>
-          <w:lang w:val="fr_FR" w:bidi="fr_FR"/>
-        </w:rPr>
-        <w:t>croient</w:t>
-      </w:r>
-      <w:r>
-        <w:rPr>
-          <w:lang w:val="fr_FR" w:bidi="fr_FR"/>
-        </w:rPr>
-        <w:t xml:space="preserve"> en lui. La vie éternelle n'est pas quelque chose qu'on peut obtenir en faisant assez d'efforts ou suffisamment de rites. Quand une personne croit en Jésus, Dieu lui donne la vie éternelle.</w:t>
-      </w:r>
-    </w:p>
-    <w:p>
-      <w:pPr/>
-      <w:r>
-        <w:rPr>
-          <w:lang w:val="fr_FR" w:bidi="fr_FR"/>
-        </w:rPr>
-      </w:r>
-      <w:r>
-        <w:rPr>
-          <w:lang w:val="fr_FR" w:bidi="fr_FR"/>
-        </w:rPr>
-        <w:t xml:space="preserve">La vie éternelle est bien meilleure et plus riche que la vie ordinaire. Sans ce don de la vie éternelle, nous pouvons être vivants, mais il ne s'agit que de vie physique. Cette vie-là prend fin dès que nous mourons. Mais la vie éternelle que Dieu nous donne ne finira jamais. Elle commence dès à présent et nous permet de vivre en relation avec Dieu. Cela nous </w:t>
-      </w:r>
-      <w:r>
-        <w:rPr>
-          <w:lang w:val="fr_FR" w:bidi="fr_FR"/>
-        </w:rPr>
-        <w:t>change</w:t>
-      </w:r>
-      <w:r>
-        <w:rPr>
-          <w:lang w:val="fr_FR" w:bidi="fr_FR"/>
-        </w:rPr>
-        <w:t xml:space="preserve"> intérieurement. Quand Jésus reviendra et établira son </w:t>
-      </w:r>
-      <w:r>
-        <w:rPr>
-          <w:lang w:val="fr_FR" w:bidi="fr_FR"/>
-        </w:rPr>
-        <w:t>royaume</w:t>
-      </w:r>
-      <w:r>
-        <w:rPr>
-          <w:lang w:val="fr_FR" w:bidi="fr_FR"/>
-        </w:rPr>
-        <w:t xml:space="preserve"> pour toujours, nous vivrons aussi avec lui pour toujours. C'est le don de Dieu : la vie éternelle future, et la vraie vie dès maintenant.</w:t>
-      </w:r>
-      <w:r>
-        <w:rPr>
-          <w:lang w:val="fr_FR" w:bidi="fr_FR"/>
-        </w:rPr>
-      </w:r>
-      <w:r>
-        <w:rPr>
-          <w:lang w:val="fr_FR" w:bidi="fr_FR"/>
-        </w:rPr>
-      </w:r>
-    </w:p>
-    <w:p>
-      <w:pPr/>
-      <w:r>
-        <w:rPr>
-          <w:lang w:val="fr_FR" w:bidi="fr_FR"/>
-        </w:rPr>
-      </w:r>
-    </w:p>
-    <w:p>
-      <w:pPr>
-        <w:pStyle w:val="Heading2"/>
-      </w:pPr>
-      <w:r>
-        <w:rPr>
-          <w:lang w:val="fr_FR" w:bidi="fr_FR"/>
-        </w:rPr>
-        <w:t>vie éternelle</w:t>
-      </w:r>
-      <w:r>
-        <w:rPr>
-          <w:lang w:val="fr_FR" w:bidi="fr_FR"/>
-        </w:rPr>
-      </w:r>
-    </w:p>
-    <w:p>
-      <w:pPr>
-        <w:pStyle w:val="Heading4"/>
-      </w:pPr>
-      <w:r>
-        <w:rPr>
-          <w:lang w:val="fr_FR" w:bidi="fr_FR"/>
-        </w:rPr>
-        <w:t>Audio Content</w:t>
-      </w:r>
-      <w:r>
-        <w:rPr>
-          <w:lang w:val="fr_FR" w:bidi="fr_FR"/>
-        </w:rPr>
-      </w:r>
-    </w:p>
-    <w:p>
-      <w:pPr/>
-      <w:r>
-        <w:rPr>
-          <w:lang w:val="fr_FR" w:bidi="fr_FR"/>
-        </w:rPr>
-      </w:r>
-      <w:hyperlink r:id="rId13">
+      <w:hyperlink r:id="rId15">
         <w:r>
           <w:rPr>
             <w:lang w:val="fr_FR" w:bidi="fr_FR"/>
@@ -341,19 +276,14 @@
             <w:color w:val="0000EE"/>
             <w:u w:val="single"/>
           </w:rPr>
-          <w:t>webm file</w:t>
+          <w:t>croient</w:t>
         </w:r>
       </w:hyperlink>
       <w:r>
         <w:rPr>
           <w:lang w:val="fr_FR" w:bidi="fr_FR"/>
         </w:rPr>
-        <w:t xml:space="preserve"> (759517 KB)</w:t>
-      </w:r>
-      <w:r>
-        <w:rPr>
-          <w:lang w:val="fr_FR" w:bidi="fr_FR"/>
-        </w:rPr>
+        <w:t xml:space="preserve"> en lui. La vie éternelle n'est pas quelque chose qu'on peut obtenir en faisant assez d'efforts ou suffisamment de rites. Quand une personne croit en Jésus, Dieu lui donne la vie éternelle.</w:t>
       </w:r>
     </w:p>
     <w:p>
@@ -363,7 +293,107 @@
           <w:lang w:val="fr_FR" w:bidi="fr_FR"/>
         </w:rPr>
       </w:r>
-      <w:hyperlink r:id="rId14">
+      <w:r>
+        <w:rPr>
+          <w:lang w:val="fr_FR" w:bidi="fr_FR"/>
+        </w:rPr>
+        <w:t xml:space="preserve">La vie éternelle est bien meilleure et plus riche que la vie ordinaire. Sans ce don de la vie éternelle, nous pouvons être vivants, mais il ne s'agit que de vie physique. Cette vie-là prend fin dès que nous mourons. Mais la vie éternelle que Dieu nous donne ne finira jamais. Elle commence dès à présent et nous permet de vivre en relation avec Dieu. Cela nous </w:t>
+      </w:r>
+      <w:hyperlink r:id="rId16">
+        <w:r>
+          <w:rPr>
+            <w:lang w:val="fr_FR" w:bidi="fr_FR"/>
+          </w:rPr>
+          <w:rPr>
+            <w:color w:val="0000EE"/>
+            <w:u w:val="single"/>
+          </w:rPr>
+          <w:t>change</w:t>
+        </w:r>
+      </w:hyperlink>
+      <w:r>
+        <w:rPr>
+          <w:lang w:val="fr_FR" w:bidi="fr_FR"/>
+        </w:rPr>
+        <w:t xml:space="preserve"> intérieurement. Quand Jésus reviendra et établira son </w:t>
+      </w:r>
+      <w:hyperlink r:id="rId17">
+        <w:r>
+          <w:rPr>
+            <w:lang w:val="fr_FR" w:bidi="fr_FR"/>
+          </w:rPr>
+          <w:rPr>
+            <w:color w:val="0000EE"/>
+            <w:u w:val="single"/>
+          </w:rPr>
+          <w:t>royaume</w:t>
+        </w:r>
+      </w:hyperlink>
+      <w:r>
+        <w:rPr>
+          <w:lang w:val="fr_FR" w:bidi="fr_FR"/>
+        </w:rPr>
+        <w:t xml:space="preserve"> pour toujours, nous vivrons aussi avec lui pour toujours. C'est le don de Dieu : la vie éternelle future, et la vraie vie dès maintenant.</w:t>
+      </w:r>
+      <w:r>
+        <w:rPr>
+          <w:lang w:val="fr_FR" w:bidi="fr_FR"/>
+        </w:rPr>
+      </w:r>
+      <w:r>
+        <w:rPr>
+          <w:lang w:val="fr_FR" w:bidi="fr_FR"/>
+        </w:rPr>
+      </w:r>
+    </w:p>
+    <w:p>
+      <w:pPr/>
+      <w:r>
+        <w:rPr>
+          <w:lang w:val="fr_FR" w:bidi="fr_FR"/>
+        </w:rPr>
+      </w:r>
+    </w:p>
+    <w:p>
+      <w:pPr>
+        <w:pStyle w:val="Heading2"/>
+      </w:pPr>
+      <w:r>
+        <w:rPr>
+          <w:lang w:val="fr_FR" w:bidi="fr_FR"/>
+        </w:rPr>
+        <w:t>vie éternelle</w:t>
+      </w:r>
+      <w:r>
+        <w:rPr>
+          <w:lang w:val="fr_FR" w:bidi="fr_FR"/>
+        </w:rPr>
+      </w:r>
+    </w:p>
+    <w:p>
+      <w:pPr>
+        <w:pStyle w:val="Heading4"/>
+      </w:pPr>
+      <w:r>
+        <w:rPr>
+          <w:lang w:val="fr_FR" w:bidi="fr_FR"/>
+        </w:rPr>
+        <w:t>Audio Content</w:t>
+      </w:r>
+      <w:r>
+        <w:rPr>
+          <w:lang w:val="fr_FR" w:bidi="fr_FR"/>
+        </w:rPr>
+      </w:r>
+    </w:p>
+    <w:p>
+      <w:pPr/>
+      <w:r>
+        <w:rPr>
+          <w:lang w:val="fr_FR" w:bidi="fr_FR"/>
+        </w:rPr>
+      </w:r>
+      <w:hyperlink r:id="rId18">
         <w:r>
           <w:rPr>
             <w:lang w:val="fr_FR" w:bidi="fr_FR"/>
@@ -468,193 +498,7 @@
         </w:rPr>
         <w:t xml:space="preserve">. Les raisins étaient très frequemment cultivés en </w:t>
       </w:r>
-      <w:r>
-        <w:rPr>
-          <w:lang w:val="fr_FR" w:bidi="fr_FR"/>
-        </w:rPr>
-        <w:t>Israël</w:t>
-      </w:r>
-      <w:r>
-        <w:rPr>
-          <w:lang w:val="fr_FR" w:bidi="fr_FR"/>
-        </w:rPr>
-        <w:t xml:space="preserve"> et le </w:t>
-      </w:r>
-      <w:r>
-        <w:rPr>
-          <w:lang w:val="fr_FR" w:bidi="fr_FR"/>
-        </w:rPr>
-        <w:t>vin</w:t>
-      </w:r>
-      <w:r>
-        <w:rPr>
-          <w:lang w:val="fr_FR" w:bidi="fr_FR"/>
-        </w:rPr>
-        <w:t xml:space="preserve"> était une boisson commune. Il était souvent dilué dans de l'eau.</w:t>
-      </w:r>
-    </w:p>
-    <w:p>
-      <w:pPr/>
-      <w:r>
-        <w:rPr>
-          <w:lang w:val="fr_FR" w:bidi="fr_FR"/>
-        </w:rPr>
-      </w:r>
-      <w:r>
-        <w:rPr>
-          <w:lang w:val="fr_FR" w:bidi="fr_FR"/>
-        </w:rPr>
-        <w:t xml:space="preserve">Un vignoble était généralement entouré d'un mur qui empêchait les animaux sauvages ou les voleurs d'entrer. Ce mur était construit avec des pierres. Parfois, les gens faisaient pousser des arbustes épineux pour servir de mur de protection. Un vignoble avait en général un abri, qui était réservé à un gardien. Cet abri était un peu plus haut que le reste du terrain pour que le gardien puisse en surveiller la totalité. On appelait cet abri une </w:t>
-      </w:r>
-      <w:r>
-        <w:rPr>
-          <w:lang w:val="fr_FR" w:bidi="fr_FR"/>
-        </w:rPr>
-        <w:t>tour</w:t>
-      </w:r>
-      <w:r>
-        <w:rPr>
-          <w:lang w:val="fr_FR" w:bidi="fr_FR"/>
-        </w:rPr>
-        <w:t>.</w:t>
-      </w:r>
-    </w:p>
-    <w:p>
-      <w:pPr/>
-      <w:r>
-        <w:rPr>
-          <w:lang w:val="fr_FR" w:bidi="fr_FR"/>
-        </w:rPr>
-      </w:r>
-      <w:r>
-        <w:rPr>
-          <w:lang w:val="fr_FR" w:bidi="fr_FR"/>
-        </w:rPr>
-        <w:t xml:space="preserve">Les gens utilisaient aussi un </w:t>
-      </w:r>
-      <w:r>
-        <w:rPr>
-          <w:lang w:val="fr_FR" w:bidi="fr_FR"/>
-        </w:rPr>
-        <w:t>pressoir à vin</w:t>
-      </w:r>
-      <w:r>
-        <w:rPr>
-          <w:lang w:val="fr_FR" w:bidi="fr_FR"/>
-        </w:rPr>
-        <w:t>. Un pressoir à vin est une pierre plate avec un rebord. Les gens plaçaient les raisins sur cette pierre, puis les piétinaient. Cela permettait de presser le jus des raisins. Le jus s'écoulait dans un réservoir appelé cuve à vin. Une autre façon de récupérer le jus des raisins était de faire rouler une lourde pierre dessus.</w:t>
-      </w:r>
-    </w:p>
-    <w:p>
-      <w:pPr/>
-      <w:r>
-        <w:rPr>
-          <w:lang w:val="fr_FR" w:bidi="fr_FR"/>
-        </w:rPr>
-      </w:r>
-      <w:r>
-        <w:rPr>
-          <w:lang w:val="fr_FR" w:bidi="fr_FR"/>
-        </w:rPr>
-        <w:t xml:space="preserve">Les vignobles étaient si communs en Israël qu'ils apparaissent souvent dans les illustrations ou le langage imagé. Dans l'Ancien Testament, Dieu compare parfois le peuple d'Israël à une vigne ou un vignoble. Plusieurs des </w:t>
-      </w:r>
-      <w:r>
-        <w:rPr>
-          <w:lang w:val="fr_FR" w:bidi="fr_FR"/>
-        </w:rPr>
-        <w:t>paraboles</w:t>
-      </w:r>
-      <w:r>
-        <w:rPr>
-          <w:lang w:val="fr_FR" w:bidi="fr_FR"/>
-        </w:rPr>
-        <w:t xml:space="preserve"> de Jésus comprennent des éléments comme une vigne, un vignoble ou du vin. En effet, Jésus a illustré des vérités concernant le </w:t>
-      </w:r>
-      <w:r>
-        <w:rPr>
-          <w:lang w:val="fr_FR" w:bidi="fr_FR"/>
-        </w:rPr>
-        <w:t>royaume de Dieu</w:t>
-      </w:r>
-      <w:r>
-        <w:rPr>
-          <w:lang w:val="fr_FR" w:bidi="fr_FR"/>
-        </w:rPr>
-        <w:t xml:space="preserve"> avec des images liées aux vignes.</w:t>
-      </w:r>
-    </w:p>
-    <w:p>
-      <w:pPr/>
-      <w:r>
-        <w:rPr>
-          <w:lang w:val="fr_FR" w:bidi="fr_FR"/>
-        </w:rPr>
-      </w:r>
-      <w:r>
-        <w:rPr>
-          <w:lang w:val="fr_FR" w:bidi="fr_FR"/>
-        </w:rPr>
-        <w:t>Vous pouvez consulter des images de vigne ou de vignoble dans le dictionnaire audio-visuel de la Bible.</w:t>
-      </w:r>
-      <w:r>
-        <w:rPr>
-          <w:lang w:val="fr_FR" w:bidi="fr_FR"/>
-        </w:rPr>
-      </w:r>
-      <w:r>
-        <w:rPr>
-          <w:lang w:val="fr_FR" w:bidi="fr_FR"/>
-        </w:rPr>
-      </w:r>
-    </w:p>
-    <w:p>
-      <w:pPr/>
-      <w:r>
-        <w:rPr>
-          <w:lang w:val="fr_FR" w:bidi="fr_FR"/>
-        </w:rPr>
-      </w:r>
-    </w:p>
-    <w:p>
-      <w:pPr>
-        <w:pStyle w:val="Heading2"/>
-      </w:pPr>
-      <w:r>
-        <w:rPr>
-          <w:lang w:val="fr_FR" w:bidi="fr_FR"/>
-        </w:rPr>
-        <w:t>vignoble</w:t>
-      </w:r>
-      <w:r>
-        <w:rPr>
-          <w:lang w:val="fr_FR" w:bidi="fr_FR"/>
-        </w:rPr>
-      </w:r>
-    </w:p>
-    <w:p>
-      <w:pPr>
-        <w:pStyle w:val="Heading4"/>
-      </w:pPr>
-      <w:r>
-        <w:rPr>
-          <w:lang w:val="fr_FR" w:bidi="fr_FR"/>
-        </w:rPr>
-        <w:t>Audio Content</w:t>
-      </w:r>
-      <w:r>
-        <w:rPr>
-          <w:lang w:val="fr_FR" w:bidi="fr_FR"/>
-        </w:rPr>
-      </w:r>
-    </w:p>
-    <w:p>
-      <w:pPr/>
-      <w:r>
-        <w:rPr>
-          <w:lang w:val="fr_FR" w:bidi="fr_FR"/>
-        </w:rPr>
-      </w:r>
-      <w:hyperlink r:id="rId15">
+      <w:hyperlink r:id="rId19">
         <w:r>
           <w:rPr>
             <w:lang w:val="fr_FR" w:bidi="fr_FR"/>
@@ -663,19 +507,32 @@
             <w:color w:val="0000EE"/>
             <w:u w:val="single"/>
           </w:rPr>
-          <w:t>webm file</w:t>
+          <w:t>Israël</w:t>
         </w:r>
       </w:hyperlink>
       <w:r>
         <w:rPr>
           <w:lang w:val="fr_FR" w:bidi="fr_FR"/>
         </w:rPr>
-        <w:t xml:space="preserve"> (1916719 KB)</w:t>
-      </w:r>
-      <w:r>
-        <w:rPr>
-          <w:lang w:val="fr_FR" w:bidi="fr_FR"/>
-        </w:rPr>
+        <w:t xml:space="preserve"> et le </w:t>
+      </w:r>
+      <w:hyperlink r:id="rId20">
+        <w:r>
+          <w:rPr>
+            <w:lang w:val="fr_FR" w:bidi="fr_FR"/>
+          </w:rPr>
+          <w:rPr>
+            <w:color w:val="0000EE"/>
+            <w:u w:val="single"/>
+          </w:rPr>
+          <w:t>vin</w:t>
+        </w:r>
+      </w:hyperlink>
+      <w:r>
+        <w:rPr>
+          <w:lang w:val="fr_FR" w:bidi="fr_FR"/>
+        </w:rPr>
+        <w:t xml:space="preserve"> était une boisson commune. Il était souvent dilué dans de l'eau.</w:t>
       </w:r>
     </w:p>
     <w:p>
@@ -685,7 +542,185 @@
           <w:lang w:val="fr_FR" w:bidi="fr_FR"/>
         </w:rPr>
       </w:r>
-      <w:hyperlink r:id="rId16">
+      <w:r>
+        <w:rPr>
+          <w:lang w:val="fr_FR" w:bidi="fr_FR"/>
+        </w:rPr>
+        <w:t xml:space="preserve">Un vignoble était généralement entouré d'un mur qui empêchait les animaux sauvages ou les voleurs d'entrer. Ce mur était construit avec des pierres. Parfois, les gens faisaient pousser des arbustes épineux pour servir de mur de protection. Un vignoble avait en général un abri, qui était réservé à un gardien. Cet abri était un peu plus haut que le reste du terrain pour que le gardien puisse en surveiller la totalité. On appelait cet abri une </w:t>
+      </w:r>
+      <w:hyperlink r:id="rId21">
+        <w:r>
+          <w:rPr>
+            <w:lang w:val="fr_FR" w:bidi="fr_FR"/>
+          </w:rPr>
+          <w:rPr>
+            <w:color w:val="0000EE"/>
+            <w:u w:val="single"/>
+          </w:rPr>
+          <w:t>tour</w:t>
+        </w:r>
+      </w:hyperlink>
+      <w:r>
+        <w:rPr>
+          <w:lang w:val="fr_FR" w:bidi="fr_FR"/>
+        </w:rPr>
+        <w:t>.</w:t>
+      </w:r>
+    </w:p>
+    <w:p>
+      <w:pPr/>
+      <w:r>
+        <w:rPr>
+          <w:lang w:val="fr_FR" w:bidi="fr_FR"/>
+        </w:rPr>
+      </w:r>
+      <w:r>
+        <w:rPr>
+          <w:lang w:val="fr_FR" w:bidi="fr_FR"/>
+        </w:rPr>
+        <w:t xml:space="preserve">Les gens utilisaient aussi un </w:t>
+      </w:r>
+      <w:hyperlink r:id="rId22">
+        <w:r>
+          <w:rPr>
+            <w:lang w:val="fr_FR" w:bidi="fr_FR"/>
+          </w:rPr>
+          <w:rPr>
+            <w:color w:val="0000EE"/>
+            <w:u w:val="single"/>
+          </w:rPr>
+          <w:t>pressoir à vin</w:t>
+        </w:r>
+      </w:hyperlink>
+      <w:r>
+        <w:rPr>
+          <w:lang w:val="fr_FR" w:bidi="fr_FR"/>
+        </w:rPr>
+        <w:t>. Un pressoir à vin est une pierre plate avec un rebord. Les gens plaçaient les raisins sur cette pierre, puis les piétinaient. Cela permettait de presser le jus des raisins. Le jus s'écoulait dans un réservoir appelé cuve à vin. Une autre façon de récupérer le jus des raisins était de faire rouler une lourde pierre dessus.</w:t>
+      </w:r>
+    </w:p>
+    <w:p>
+      <w:pPr/>
+      <w:r>
+        <w:rPr>
+          <w:lang w:val="fr_FR" w:bidi="fr_FR"/>
+        </w:rPr>
+      </w:r>
+      <w:r>
+        <w:rPr>
+          <w:lang w:val="fr_FR" w:bidi="fr_FR"/>
+        </w:rPr>
+        <w:t xml:space="preserve">Les vignobles étaient si communs en Israël qu'ils apparaissent souvent dans les illustrations ou le langage imagé. Dans l'Ancien Testament, Dieu compare parfois le peuple d'Israël à une vigne ou un vignoble. Plusieurs des </w:t>
+      </w:r>
+      <w:hyperlink r:id="rId23">
+        <w:r>
+          <w:rPr>
+            <w:lang w:val="fr_FR" w:bidi="fr_FR"/>
+          </w:rPr>
+          <w:rPr>
+            <w:color w:val="0000EE"/>
+            <w:u w:val="single"/>
+          </w:rPr>
+          <w:t>paraboles</w:t>
+        </w:r>
+      </w:hyperlink>
+      <w:r>
+        <w:rPr>
+          <w:lang w:val="fr_FR" w:bidi="fr_FR"/>
+        </w:rPr>
+        <w:t xml:space="preserve"> de Jésus comprennent des éléments comme une vigne, un vignoble ou du vin. En effet, Jésus a illustré des vérités concernant le </w:t>
+      </w:r>
+      <w:hyperlink r:id="rId24">
+        <w:r>
+          <w:rPr>
+            <w:lang w:val="fr_FR" w:bidi="fr_FR"/>
+          </w:rPr>
+          <w:rPr>
+            <w:color w:val="0000EE"/>
+            <w:u w:val="single"/>
+          </w:rPr>
+          <w:t>royaume de Dieu</w:t>
+        </w:r>
+      </w:hyperlink>
+      <w:r>
+        <w:rPr>
+          <w:lang w:val="fr_FR" w:bidi="fr_FR"/>
+        </w:rPr>
+        <w:t xml:space="preserve"> avec des images liées aux vignes.</w:t>
+      </w:r>
+    </w:p>
+    <w:p>
+      <w:pPr/>
+      <w:r>
+        <w:rPr>
+          <w:lang w:val="fr_FR" w:bidi="fr_FR"/>
+        </w:rPr>
+      </w:r>
+      <w:r>
+        <w:rPr>
+          <w:lang w:val="fr_FR" w:bidi="fr_FR"/>
+        </w:rPr>
+        <w:t>Vous pouvez consulter des images de vigne ou de vignoble dans le dictionnaire audio-visuel de la Bible.</w:t>
+      </w:r>
+      <w:r>
+        <w:rPr>
+          <w:lang w:val="fr_FR" w:bidi="fr_FR"/>
+        </w:rPr>
+      </w:r>
+      <w:r>
+        <w:rPr>
+          <w:lang w:val="fr_FR" w:bidi="fr_FR"/>
+        </w:rPr>
+      </w:r>
+    </w:p>
+    <w:p>
+      <w:pPr/>
+      <w:r>
+        <w:rPr>
+          <w:lang w:val="fr_FR" w:bidi="fr_FR"/>
+        </w:rPr>
+      </w:r>
+    </w:p>
+    <w:p>
+      <w:pPr>
+        <w:pStyle w:val="Heading2"/>
+      </w:pPr>
+      <w:r>
+        <w:rPr>
+          <w:lang w:val="fr_FR" w:bidi="fr_FR"/>
+        </w:rPr>
+        <w:t>vignoble</w:t>
+      </w:r>
+      <w:r>
+        <w:rPr>
+          <w:lang w:val="fr_FR" w:bidi="fr_FR"/>
+        </w:rPr>
+      </w:r>
+    </w:p>
+    <w:p>
+      <w:pPr>
+        <w:pStyle w:val="Heading4"/>
+      </w:pPr>
+      <w:r>
+        <w:rPr>
+          <w:lang w:val="fr_FR" w:bidi="fr_FR"/>
+        </w:rPr>
+        <w:t>Audio Content</w:t>
+      </w:r>
+      <w:r>
+        <w:rPr>
+          <w:lang w:val="fr_FR" w:bidi="fr_FR"/>
+        </w:rPr>
+      </w:r>
+    </w:p>
+    <w:p>
+      <w:pPr/>
+      <w:r>
+        <w:rPr>
+          <w:lang w:val="fr_FR" w:bidi="fr_FR"/>
+        </w:rPr>
+      </w:r>
+      <w:hyperlink r:id="rId25">
         <w:r>
           <w:rPr>
             <w:lang w:val="fr_FR" w:bidi="fr_FR"/>
@@ -792,6 +827,82 @@
         <w:rPr>
           <w:lang w:val="fr_FR" w:bidi="fr_FR"/>
         </w:rPr>
+        <w:t>vin</w:t>
+      </w:r>
+      <w:r>
+        <w:rPr>
+          <w:lang w:val="fr_FR" w:bidi="fr_FR"/>
+        </w:rPr>
+      </w:r>
+    </w:p>
+    <w:p>
+      <w:pPr>
+        <w:pStyle w:val="Heading4"/>
+      </w:pPr>
+      <w:r>
+        <w:rPr>
+          <w:lang w:val="fr_FR" w:bidi="fr_FR"/>
+        </w:rPr>
+        <w:t>Audio Content</w:t>
+      </w:r>
+      <w:r>
+        <w:rPr>
+          <w:lang w:val="fr_FR" w:bidi="fr_FR"/>
+        </w:rPr>
+      </w:r>
+    </w:p>
+    <w:p>
+      <w:pPr/>
+      <w:r>
+        <w:rPr>
+          <w:lang w:val="fr_FR" w:bidi="fr_FR"/>
+        </w:rPr>
+      </w:r>
+      <w:hyperlink r:id="rId26">
+        <w:r>
+          <w:rPr>
+            <w:lang w:val="fr_FR" w:bidi="fr_FR"/>
+          </w:rPr>
+          <w:rPr>
+            <w:color w:val="0000EE"/>
+            <w:u w:val="single"/>
+          </w:rPr>
+          <w:t>mp3 file</w:t>
+        </w:r>
+      </w:hyperlink>
+      <w:r>
+        <w:rPr>
+          <w:lang w:val="fr_FR" w:bidi="fr_FR"/>
+        </w:rPr>
+        <w:t xml:space="preserve"> (None KB)</w:t>
+      </w:r>
+      <w:r>
+        <w:rPr>
+          <w:lang w:val="fr_FR" w:bidi="fr_FR"/>
+        </w:rPr>
+      </w:r>
+      <w:r>
+        <w:rPr>
+          <w:lang w:val="fr_FR" w:bidi="fr_FR"/>
+        </w:rPr>
+      </w:r>
+    </w:p>
+    <w:p>
+      <w:pPr/>
+      <w:r>
+        <w:rPr>
+          <w:lang w:val="fr_FR" w:bidi="fr_FR"/>
+        </w:rPr>
+      </w:r>
+    </w:p>
+    <w:p>
+      <w:pPr>
+        <w:pStyle w:val="Heading2"/>
+      </w:pPr>
+      <w:r>
+        <w:rPr>
+          <w:lang w:val="fr_FR" w:bidi="fr_FR"/>
+        </w:rPr>
         <w:t>vision</w:t>
       </w:r>
       <w:r>
@@ -813,12 +924,18 @@
         </w:rPr>
         <w:t xml:space="preserve">Si vous avez une vision, vous voyez quelque chose de Dieu que d'autres personnes ne voient pas ou entendez quelque chose de Dieu que d'autres personnes n'entendent pas. Dieu donne parfois des visions aux gens pour leur raconter quelque chose qui se produira dans l'avenir ou pour dire à quelqu'un de faire quelque chose. Dieu peut aussi montrer quelque chose aux gens dans un </w:t>
       </w:r>
-      <w:r>
-        <w:rPr>
-          <w:lang w:val="fr_FR" w:bidi="fr_FR"/>
-        </w:rPr>
-        <w:t>rêve</w:t>
-      </w:r>
+      <w:hyperlink r:id="rId27">
+        <w:r>
+          <w:rPr>
+            <w:lang w:val="fr_FR" w:bidi="fr_FR"/>
+          </w:rPr>
+          <w:rPr>
+            <w:color w:val="0000EE"/>
+            <w:u w:val="single"/>
+          </w:rPr>
+          <w:t>rêve</w:t>
+        </w:r>
+      </w:hyperlink>
       <w:r>
         <w:rPr>
           <w:lang w:val="fr_FR" w:bidi="fr_FR"/>
@@ -852,6 +969,82 @@
         <w:rPr>
           <w:lang w:val="fr_FR" w:bidi="fr_FR"/>
         </w:rPr>
+        <w:t>vision</w:t>
+      </w:r>
+      <w:r>
+        <w:rPr>
+          <w:lang w:val="fr_FR" w:bidi="fr_FR"/>
+        </w:rPr>
+      </w:r>
+    </w:p>
+    <w:p>
+      <w:pPr>
+        <w:pStyle w:val="Heading4"/>
+      </w:pPr>
+      <w:r>
+        <w:rPr>
+          <w:lang w:val="fr_FR" w:bidi="fr_FR"/>
+        </w:rPr>
+        <w:t>Audio Content</w:t>
+      </w:r>
+      <w:r>
+        <w:rPr>
+          <w:lang w:val="fr_FR" w:bidi="fr_FR"/>
+        </w:rPr>
+      </w:r>
+    </w:p>
+    <w:p>
+      <w:pPr/>
+      <w:r>
+        <w:rPr>
+          <w:lang w:val="fr_FR" w:bidi="fr_FR"/>
+        </w:rPr>
+      </w:r>
+      <w:hyperlink r:id="rId26">
+        <w:r>
+          <w:rPr>
+            <w:lang w:val="fr_FR" w:bidi="fr_FR"/>
+          </w:rPr>
+          <w:rPr>
+            <w:color w:val="0000EE"/>
+            <w:u w:val="single"/>
+          </w:rPr>
+          <w:t>mp3 file</w:t>
+        </w:r>
+      </w:hyperlink>
+      <w:r>
+        <w:rPr>
+          <w:lang w:val="fr_FR" w:bidi="fr_FR"/>
+        </w:rPr>
+        <w:t xml:space="preserve"> (None KB)</w:t>
+      </w:r>
+      <w:r>
+        <w:rPr>
+          <w:lang w:val="fr_FR" w:bidi="fr_FR"/>
+        </w:rPr>
+      </w:r>
+      <w:r>
+        <w:rPr>
+          <w:lang w:val="fr_FR" w:bidi="fr_FR"/>
+        </w:rPr>
+      </w:r>
+    </w:p>
+    <w:p>
+      <w:pPr/>
+      <w:r>
+        <w:rPr>
+          <w:lang w:val="fr_FR" w:bidi="fr_FR"/>
+        </w:rPr>
+      </w:r>
+    </w:p>
+    <w:p>
+      <w:pPr>
+        <w:pStyle w:val="Heading2"/>
+      </w:pPr>
+      <w:r>
+        <w:rPr>
+          <w:lang w:val="fr_FR" w:bidi="fr_FR"/>
+        </w:rPr>
         <w:t>vœu</w:t>
       </w:r>
       <w:r>
@@ -886,24 +1079,36 @@
         </w:rPr>
         <w:t xml:space="preserve"> demande à Dieu de faire quelque chose pour elle et offre de faire quelque chose en retour ou d'arrêter de faire quelque chose. Les gens peuvent faire des vœux pour montrer qu'ils sont dévoués à </w:t>
       </w:r>
-      <w:r>
-        <w:rPr>
-          <w:lang w:val="fr_FR" w:bidi="fr_FR"/>
-        </w:rPr>
-        <w:t>Dieu</w:t>
-      </w:r>
+      <w:hyperlink r:id="rId28">
+        <w:r>
+          <w:rPr>
+            <w:lang w:val="fr_FR" w:bidi="fr_FR"/>
+          </w:rPr>
+          <w:rPr>
+            <w:color w:val="0000EE"/>
+            <w:u w:val="single"/>
+          </w:rPr>
+          <w:t>Dieu</w:t>
+        </w:r>
+      </w:hyperlink>
       <w:r>
         <w:rPr>
           <w:lang w:val="fr_FR" w:bidi="fr_FR"/>
         </w:rPr>
         <w:t xml:space="preserve">. Dieu n'exige pas que les gens fassent des vœux. Mais si une personne fait un vœu, le vœu est sérieusement contraignant comme un </w:t>
       </w:r>
-      <w:r>
-        <w:rPr>
-          <w:lang w:val="fr_FR" w:bidi="fr_FR"/>
-        </w:rPr>
-        <w:t>serment</w:t>
-      </w:r>
+      <w:hyperlink r:id="rId29">
+        <w:r>
+          <w:rPr>
+            <w:lang w:val="fr_FR" w:bidi="fr_FR"/>
+          </w:rPr>
+          <w:rPr>
+            <w:color w:val="0000EE"/>
+            <w:u w:val="single"/>
+          </w:rPr>
+          <w:t>serment</w:t>
+        </w:r>
+      </w:hyperlink>
       <w:r>
         <w:rPr>
           <w:lang w:val="fr_FR" w:bidi="fr_FR"/>
@@ -965,6 +1170,82 @@
         <w:rPr>
           <w:lang w:val="fr_FR" w:bidi="fr_FR"/>
         </w:rPr>
+        <w:t>vœu</w:t>
+      </w:r>
+      <w:r>
+        <w:rPr>
+          <w:lang w:val="fr_FR" w:bidi="fr_FR"/>
+        </w:rPr>
+      </w:r>
+    </w:p>
+    <w:p>
+      <w:pPr>
+        <w:pStyle w:val="Heading4"/>
+      </w:pPr>
+      <w:r>
+        <w:rPr>
+          <w:lang w:val="fr_FR" w:bidi="fr_FR"/>
+        </w:rPr>
+        <w:t>Audio Content</w:t>
+      </w:r>
+      <w:r>
+        <w:rPr>
+          <w:lang w:val="fr_FR" w:bidi="fr_FR"/>
+        </w:rPr>
+      </w:r>
+    </w:p>
+    <w:p>
+      <w:pPr/>
+      <w:r>
+        <w:rPr>
+          <w:lang w:val="fr_FR" w:bidi="fr_FR"/>
+        </w:rPr>
+      </w:r>
+      <w:hyperlink r:id="rId26">
+        <w:r>
+          <w:rPr>
+            <w:lang w:val="fr_FR" w:bidi="fr_FR"/>
+          </w:rPr>
+          <w:rPr>
+            <w:color w:val="0000EE"/>
+            <w:u w:val="single"/>
+          </w:rPr>
+          <w:t>mp3 file</w:t>
+        </w:r>
+      </w:hyperlink>
+      <w:r>
+        <w:rPr>
+          <w:lang w:val="fr_FR" w:bidi="fr_FR"/>
+        </w:rPr>
+        <w:t xml:space="preserve"> (None KB)</w:t>
+      </w:r>
+      <w:r>
+        <w:rPr>
+          <w:lang w:val="fr_FR" w:bidi="fr_FR"/>
+        </w:rPr>
+      </w:r>
+      <w:r>
+        <w:rPr>
+          <w:lang w:val="fr_FR" w:bidi="fr_FR"/>
+        </w:rPr>
+      </w:r>
+    </w:p>
+    <w:p>
+      <w:pPr/>
+      <w:r>
+        <w:rPr>
+          <w:lang w:val="fr_FR" w:bidi="fr_FR"/>
+        </w:rPr>
+      </w:r>
+    </w:p>
+    <w:p>
+      <w:pPr>
+        <w:pStyle w:val="Heading2"/>
+      </w:pPr>
+      <w:r>
+        <w:rPr>
+          <w:lang w:val="fr_FR" w:bidi="fr_FR"/>
+        </w:rPr>
         <w:t>voyager</w:t>
       </w:r>
       <w:r>
@@ -986,12 +1267,18 @@
         </w:rPr>
         <w:t xml:space="preserve">Une personne est un </w:t>
       </w:r>
-      <w:r>
-        <w:rPr>
-          <w:lang w:val="fr_FR" w:bidi="fr_FR"/>
-        </w:rPr>
-        <w:t>étranger</w:t>
-      </w:r>
+      <w:hyperlink r:id="rId30">
+        <w:r>
+          <w:rPr>
+            <w:lang w:val="fr_FR" w:bidi="fr_FR"/>
+          </w:rPr>
+          <w:rPr>
+            <w:color w:val="0000EE"/>
+            <w:u w:val="single"/>
+          </w:rPr>
+          <w:t>étranger</w:t>
+        </w:r>
+      </w:hyperlink>
       <w:r>
         <w:rPr>
           <w:lang w:val="fr_FR" w:bidi="fr_FR"/>
@@ -1011,29 +1298,117 @@
         </w:rPr>
         <w:t xml:space="preserve"> sont des personnes qui sont des étrangers dans un pays et qui y vivent temporairement, même si ce n'est pas leur pays de naissance. </w:t>
       </w:r>
-      <w:r>
-        <w:rPr>
-          <w:lang w:val="fr_FR" w:bidi="fr_FR"/>
-        </w:rPr>
-        <w:t>Abraham</w:t>
-      </w:r>
+      <w:hyperlink r:id="rId31">
+        <w:r>
+          <w:rPr>
+            <w:lang w:val="fr_FR" w:bidi="fr_FR"/>
+          </w:rPr>
+          <w:rPr>
+            <w:color w:val="0000EE"/>
+            <w:u w:val="single"/>
+          </w:rPr>
+          <w:t>Abraham</w:t>
+        </w:r>
+      </w:hyperlink>
       <w:r>
         <w:rPr>
           <w:lang w:val="fr_FR" w:bidi="fr_FR"/>
         </w:rPr>
         <w:t xml:space="preserve"> était un étranger ou un résident à Canaan. Plus tard, quand les descendants d'Abraham, les </w:t>
       </w:r>
-      <w:r>
-        <w:rPr>
-          <w:lang w:val="fr_FR" w:bidi="fr_FR"/>
-        </w:rPr>
-        <w:t>Israélites</w:t>
-      </w:r>
+      <w:hyperlink r:id="rId32">
+        <w:r>
+          <w:rPr>
+            <w:lang w:val="fr_FR" w:bidi="fr_FR"/>
+          </w:rPr>
+          <w:rPr>
+            <w:color w:val="0000EE"/>
+            <w:u w:val="single"/>
+          </w:rPr>
+          <w:t>Israélites</w:t>
+        </w:r>
+      </w:hyperlink>
       <w:r>
         <w:rPr>
           <w:lang w:val="fr_FR" w:bidi="fr_FR"/>
         </w:rPr>
         <w:t xml:space="preserve"> ont fait de Canaan leur propre pays, Dieu leur a donné des directives sur la façon dont ils doivent traiter les étrangers et les étrangers ou les résidents qui traversaient leur pays ou qui vivaient là parmi eux.</w:t>
+      </w:r>
+      <w:r>
+        <w:rPr>
+          <w:lang w:val="fr_FR" w:bidi="fr_FR"/>
+        </w:rPr>
+      </w:r>
+      <w:r>
+        <w:rPr>
+          <w:lang w:val="fr_FR" w:bidi="fr_FR"/>
+        </w:rPr>
+      </w:r>
+    </w:p>
+    <w:p>
+      <w:pPr/>
+      <w:r>
+        <w:rPr>
+          <w:lang w:val="fr_FR" w:bidi="fr_FR"/>
+        </w:rPr>
+      </w:r>
+    </w:p>
+    <w:p>
+      <w:pPr>
+        <w:pStyle w:val="Heading2"/>
+      </w:pPr>
+      <w:r>
+        <w:rPr>
+          <w:lang w:val="fr_FR" w:bidi="fr_FR"/>
+        </w:rPr>
+        <w:t>voyager</w:t>
+      </w:r>
+      <w:r>
+        <w:rPr>
+          <w:lang w:val="fr_FR" w:bidi="fr_FR"/>
+        </w:rPr>
+      </w:r>
+    </w:p>
+    <w:p>
+      <w:pPr>
+        <w:pStyle w:val="Heading4"/>
+      </w:pPr>
+      <w:r>
+        <w:rPr>
+          <w:lang w:val="fr_FR" w:bidi="fr_FR"/>
+        </w:rPr>
+        <w:t>Audio Content</w:t>
+      </w:r>
+      <w:r>
+        <w:rPr>
+          <w:lang w:val="fr_FR" w:bidi="fr_FR"/>
+        </w:rPr>
+      </w:r>
+    </w:p>
+    <w:p>
+      <w:pPr/>
+      <w:r>
+        <w:rPr>
+          <w:lang w:val="fr_FR" w:bidi="fr_FR"/>
+        </w:rPr>
+      </w:r>
+      <w:hyperlink r:id="rId26">
+        <w:r>
+          <w:rPr>
+            <w:lang w:val="fr_FR" w:bidi="fr_FR"/>
+          </w:rPr>
+          <w:rPr>
+            <w:color w:val="0000EE"/>
+            <w:u w:val="single"/>
+          </w:rPr>
+          <w:t>mp3 file</w:t>
+        </w:r>
+      </w:hyperlink>
+      <w:r>
+        <w:rPr>
+          <w:lang w:val="fr_FR" w:bidi="fr_FR"/>
+        </w:rPr>
+        <w:t xml:space="preserve"> (None KB)</w:t>
       </w:r>
       <w:r>
         <w:rPr>

--- a/fra/docx/019.content.docx
+++ b/fra/docx/019.content.docx
@@ -39,80 +39,37 @@
           <w:b/>
           <w:lang w:val="fr_FR" w:bidi="fr_FR"/>
         </w:rPr>
-        <w:t>Familiarization, Internalization, Articulation (Fia) Terms</w:t>
-      </w:r>
-      <w:r>
-        <w:rPr>
-          <w:lang w:val="fr_FR" w:bidi="fr_FR"/>
-        </w:rPr>
-        <w:t xml:space="preserve"> (French) is based on: </w:t>
-      </w:r>
-      <w:r>
-        <w:rPr>
-          <w:lang w:val="fr_FR" w:bidi="fr_FR"/>
-        </w:rPr>
-        <w:t>Familiarization, Internalization, Articulation (Fia) Terms</w:t>
-      </w:r>
-      <w:r>
-        <w:rPr>
-          <w:lang w:val="fr_FR" w:bidi="fr_FR"/>
-        </w:rPr>
-        <w:t xml:space="preserve">, </w:t>
-      </w:r>
-      <w:hyperlink r:id="rId13">
-        <w:r>
-          <w:rPr>
-            <w:lang w:val="fr_FR" w:bidi="fr_FR"/>
-          </w:rPr>
-          <w:rPr>
-            <w:color w:val="0000EE"/>
-            <w:u w:val="single"/>
-          </w:rPr>
-          <w:t>SRV Partners</w:t>
-        </w:r>
-      </w:hyperlink>
-      <w:r>
-        <w:rPr>
-          <w:lang w:val="fr_FR" w:bidi="fr_FR"/>
-        </w:rPr>
-        <w:t xml:space="preserve">, 2023, which is licensed under a </w:t>
-      </w:r>
-      <w:hyperlink r:id="rId14">
-        <w:r>
-          <w:rPr>
-            <w:lang w:val="fr_FR" w:bidi="fr_FR"/>
-          </w:rPr>
-          <w:rPr>
-            <w:color w:val="0000EE"/>
-            <w:u w:val="single"/>
-          </w:rPr>
-          <w:t>CC BY-SA 4.0 license</w:t>
-        </w:r>
-      </w:hyperlink>
-      <w:r>
-        <w:rPr>
-          <w:lang w:val="fr_FR" w:bidi="fr_FR"/>
-        </w:rPr>
-        <w:t>.</w:t>
-      </w:r>
-      <w:r>
-        <w:rPr>
-          <w:lang w:val="fr_FR" w:bidi="fr_FR"/>
-        </w:rPr>
-      </w:r>
-    </w:p>
-    <w:p>
-      <w:pPr/>
-      <w:r>
-        <w:rPr>
-          <w:lang w:val="fr_FR" w:bidi="fr_FR"/>
-        </w:rPr>
-      </w:r>
-      <w:r>
-        <w:rPr>
-          <w:lang w:val="fr_FR" w:bidi="fr_FR"/>
-        </w:rPr>
-        <w:t>This PDF version is provided under the same license.</w:t>
+        <w:t>Familiarization, Internalization, Articulation (FIA) Key Terms</w:t>
+      </w:r>
+      <w:r>
+        <w:rPr>
+          <w:lang w:val="fr_FR" w:bidi="fr_FR"/>
+        </w:rPr>
+        <w:t xml:space="preserve"> © 2023 SRV Partners Released under CC BY-SA 4.0 license. </w:t>
+      </w:r>
+      <w:r>
+        <w:rPr>
+          <w:lang w:val="fr_FR" w:bidi="fr_FR"/>
+        </w:rPr>
+        <w:t>Familiarization, Internalization, Articulation (FIA) Key Terms</w:t>
+      </w:r>
+      <w:r>
+        <w:rPr>
+          <w:lang w:val="fr_FR" w:bidi="fr_FR"/>
+        </w:rPr>
+        <w:t xml:space="preserve"> has been adapted in the following languages Tok Pisin, عربي, Français, हिंदी, Bahasa Indonesia, Português, Русский, Español, Kiswahili, 简体中文 from </w:t>
+      </w:r>
+      <w:r>
+        <w:rPr>
+          <w:lang w:val="fr_FR" w:bidi="fr_FR"/>
+        </w:rPr>
+        <w:t>Familiarization, Internalization, Articulation (FIA)</w:t>
+      </w:r>
+      <w:r>
+        <w:rPr>
+          <w:lang w:val="fr_FR" w:bidi="fr_FR"/>
+        </w:rPr>
+        <w:t xml:space="preserve"> © 2023 SRV Partners. Released under CC BY-SA 4.0 license by Mission Mutual</w:t>
       </w:r>
       <w:r>
         <w:rPr>
@@ -267,7 +224,7 @@
         </w:rPr>
         <w:t xml:space="preserve"> est une vie en présence de Dieu, une vie qui ne finira jamais. C'est le don que Dieu donne à ses enfants s'ils </w:t>
       </w:r>
-      <w:hyperlink r:id="rId15">
+      <w:hyperlink r:id="rId13">
         <w:r>
           <w:rPr>
             <w:lang w:val="fr_FR" w:bidi="fr_FR"/>
@@ -299,7 +256,7 @@
         </w:rPr>
         <w:t xml:space="preserve">La vie éternelle est bien meilleure et plus riche que la vie ordinaire. Sans ce don de la vie éternelle, nous pouvons être vivants, mais il ne s'agit que de vie physique. Cette vie-là prend fin dès que nous mourons. Mais la vie éternelle que Dieu nous donne ne finira jamais. Elle commence dès à présent et nous permet de vivre en relation avec Dieu. Cela nous </w:t>
       </w:r>
-      <w:hyperlink r:id="rId16">
+      <w:hyperlink r:id="rId14">
         <w:r>
           <w:rPr>
             <w:lang w:val="fr_FR" w:bidi="fr_FR"/>
@@ -317,7 +274,7 @@
         </w:rPr>
         <w:t xml:space="preserve"> intérieurement. Quand Jésus reviendra et établira son </w:t>
       </w:r>
-      <w:hyperlink r:id="rId17">
+      <w:hyperlink r:id="rId15">
         <w:r>
           <w:rPr>
             <w:lang w:val="fr_FR" w:bidi="fr_FR"/>
@@ -393,7 +350,7 @@
           <w:lang w:val="fr_FR" w:bidi="fr_FR"/>
         </w:rPr>
       </w:r>
-      <w:hyperlink r:id="rId18">
+      <w:hyperlink r:id="rId16">
         <w:r>
           <w:rPr>
             <w:lang w:val="fr_FR" w:bidi="fr_FR"/>
@@ -498,7 +455,7 @@
         </w:rPr>
         <w:t xml:space="preserve">. Les raisins étaient très frequemment cultivés en </w:t>
       </w:r>
-      <w:hyperlink r:id="rId19">
+      <w:hyperlink r:id="rId17">
         <w:r>
           <w:rPr>
             <w:lang w:val="fr_FR" w:bidi="fr_FR"/>
@@ -516,7 +473,7 @@
         </w:rPr>
         <w:t xml:space="preserve"> et le </w:t>
       </w:r>
-      <w:hyperlink r:id="rId20">
+      <w:hyperlink r:id="rId18">
         <w:r>
           <w:rPr>
             <w:lang w:val="fr_FR" w:bidi="fr_FR"/>
@@ -548,7 +505,7 @@
         </w:rPr>
         <w:t xml:space="preserve">Un vignoble était généralement entouré d'un mur qui empêchait les animaux sauvages ou les voleurs d'entrer. Ce mur était construit avec des pierres. Parfois, les gens faisaient pousser des arbustes épineux pour servir de mur de protection. Un vignoble avait en général un abri, qui était réservé à un gardien. Cet abri était un peu plus haut que le reste du terrain pour que le gardien puisse en surveiller la totalité. On appelait cet abri une </w:t>
       </w:r>
-      <w:hyperlink r:id="rId21">
+      <w:hyperlink r:id="rId19">
         <w:r>
           <w:rPr>
             <w:lang w:val="fr_FR" w:bidi="fr_FR"/>
@@ -580,7 +537,7 @@
         </w:rPr>
         <w:t xml:space="preserve">Les gens utilisaient aussi un </w:t>
       </w:r>
-      <w:hyperlink r:id="rId22">
+      <w:hyperlink r:id="rId20">
         <w:r>
           <w:rPr>
             <w:lang w:val="fr_FR" w:bidi="fr_FR"/>
@@ -612,7 +569,7 @@
         </w:rPr>
         <w:t xml:space="preserve">Les vignobles étaient si communs en Israël qu'ils apparaissent souvent dans les illustrations ou le langage imagé. Dans l'Ancien Testament, Dieu compare parfois le peuple d'Israël à une vigne ou un vignoble. Plusieurs des </w:t>
       </w:r>
-      <w:hyperlink r:id="rId23">
+      <w:hyperlink r:id="rId21">
         <w:r>
           <w:rPr>
             <w:lang w:val="fr_FR" w:bidi="fr_FR"/>
@@ -630,7 +587,7 @@
         </w:rPr>
         <w:t xml:space="preserve"> de Jésus comprennent des éléments comme une vigne, un vignoble ou du vin. En effet, Jésus a illustré des vérités concernant le </w:t>
       </w:r>
-      <w:hyperlink r:id="rId24">
+      <w:hyperlink r:id="rId22">
         <w:r>
           <w:rPr>
             <w:lang w:val="fr_FR" w:bidi="fr_FR"/>
@@ -720,7 +677,7 @@
           <w:lang w:val="fr_FR" w:bidi="fr_FR"/>
         </w:rPr>
       </w:r>
-      <w:hyperlink r:id="rId25">
+      <w:hyperlink r:id="rId23">
         <w:r>
           <w:rPr>
             <w:lang w:val="fr_FR" w:bidi="fr_FR"/>
@@ -858,7 +815,7 @@
           <w:lang w:val="fr_FR" w:bidi="fr_FR"/>
         </w:rPr>
       </w:r>
-      <w:hyperlink r:id="rId26">
+      <w:hyperlink r:id="rId24">
         <w:r>
           <w:rPr>
             <w:lang w:val="fr_FR" w:bidi="fr_FR"/>
@@ -924,7 +881,7 @@
         </w:rPr>
         <w:t xml:space="preserve">Si vous avez une vision, vous voyez quelque chose de Dieu que d'autres personnes ne voient pas ou entendez quelque chose de Dieu que d'autres personnes n'entendent pas. Dieu donne parfois des visions aux gens pour leur raconter quelque chose qui se produira dans l'avenir ou pour dire à quelqu'un de faire quelque chose. Dieu peut aussi montrer quelque chose aux gens dans un </w:t>
       </w:r>
-      <w:hyperlink r:id="rId27">
+      <w:hyperlink r:id="rId25">
         <w:r>
           <w:rPr>
             <w:lang w:val="fr_FR" w:bidi="fr_FR"/>
@@ -1000,7 +957,7 @@
           <w:lang w:val="fr_FR" w:bidi="fr_FR"/>
         </w:rPr>
       </w:r>
-      <w:hyperlink r:id="rId26">
+      <w:hyperlink r:id="rId24">
         <w:r>
           <w:rPr>
             <w:lang w:val="fr_FR" w:bidi="fr_FR"/>
@@ -1079,7 +1036,7 @@
         </w:rPr>
         <w:t xml:space="preserve"> demande à Dieu de faire quelque chose pour elle et offre de faire quelque chose en retour ou d'arrêter de faire quelque chose. Les gens peuvent faire des vœux pour montrer qu'ils sont dévoués à </w:t>
       </w:r>
-      <w:hyperlink r:id="rId28">
+      <w:hyperlink r:id="rId26">
         <w:r>
           <w:rPr>
             <w:lang w:val="fr_FR" w:bidi="fr_FR"/>
@@ -1097,7 +1054,7 @@
         </w:rPr>
         <w:t xml:space="preserve">. Dieu n'exige pas que les gens fassent des vœux. Mais si une personne fait un vœu, le vœu est sérieusement contraignant comme un </w:t>
       </w:r>
-      <w:hyperlink r:id="rId29">
+      <w:hyperlink r:id="rId27">
         <w:r>
           <w:rPr>
             <w:lang w:val="fr_FR" w:bidi="fr_FR"/>
@@ -1201,7 +1158,7 @@
           <w:lang w:val="fr_FR" w:bidi="fr_FR"/>
         </w:rPr>
       </w:r>
-      <w:hyperlink r:id="rId26">
+      <w:hyperlink r:id="rId24">
         <w:r>
           <w:rPr>
             <w:lang w:val="fr_FR" w:bidi="fr_FR"/>
@@ -1267,7 +1224,7 @@
         </w:rPr>
         <w:t xml:space="preserve">Une personne est un </w:t>
       </w:r>
-      <w:hyperlink r:id="rId30">
+      <w:hyperlink r:id="rId28">
         <w:r>
           <w:rPr>
             <w:lang w:val="fr_FR" w:bidi="fr_FR"/>
@@ -1298,7 +1255,7 @@
         </w:rPr>
         <w:t xml:space="preserve"> sont des personnes qui sont des étrangers dans un pays et qui y vivent temporairement, même si ce n'est pas leur pays de naissance. </w:t>
       </w:r>
-      <w:hyperlink r:id="rId31">
+      <w:hyperlink r:id="rId29">
         <w:r>
           <w:rPr>
             <w:lang w:val="fr_FR" w:bidi="fr_FR"/>
@@ -1316,7 +1273,7 @@
         </w:rPr>
         <w:t xml:space="preserve"> était un étranger ou un résident à Canaan. Plus tard, quand les descendants d'Abraham, les </w:t>
       </w:r>
-      <w:hyperlink r:id="rId32">
+      <w:hyperlink r:id="rId30">
         <w:r>
           <w:rPr>
             <w:lang w:val="fr_FR" w:bidi="fr_FR"/>
@@ -1392,7 +1349,7 @@
           <w:lang w:val="fr_FR" w:bidi="fr_FR"/>
         </w:rPr>
       </w:r>
-      <w:hyperlink r:id="rId26">
+      <w:hyperlink r:id="rId24">
         <w:r>
           <w:rPr>
             <w:lang w:val="fr_FR" w:bidi="fr_FR"/>

--- a/fra/docx/019.content.docx
+++ b/fra/docx/019.content.docx
@@ -45,7 +45,7 @@
         <w:rPr>
           <w:lang w:val="fr_FR" w:bidi="fr_FR"/>
         </w:rPr>
-        <w:t xml:space="preserve"> © 2023 SRV Partners Released under CC BY-SA 4.0 license. </w:t>
+        <w:t xml:space="preserve"> © 2025 Word Collective Released under CC BY-SA 4.0 license. </w:t>
       </w:r>
       <w:r>
         <w:rPr>
@@ -69,7 +69,7 @@
         <w:rPr>
           <w:lang w:val="fr_FR" w:bidi="fr_FR"/>
         </w:rPr>
-        <w:t xml:space="preserve"> © 2023 SRV Partners. Released under CC BY-SA 4.0 license by Mission Mutual</w:t>
+        <w:t xml:space="preserve"> © 2025 Word Collective. Released under CC BY-SA 4.0 license by Mission Mutual</w:t>
       </w:r>
       <w:r>
         <w:rPr>
